--- a/tfl/tables/T-AE-03.docx
+++ b/tfl/tables/T-AE-03.docx
@@ -484,7 +484,7 @@
                 <w:szCs w:val="18"/>
                 <w:color w:val="000000"/>
               </w:rPr>
-              <w:t xml:space="preserve">50 (22.2)</w:t>
+              <w:t xml:space="preserve">53 (23.6)</w:t>
             </w:r>
           </w:p>
         </w:tc>
@@ -539,7 +539,7 @@
                 <w:szCs w:val="18"/>
                 <w:color w:val="000000"/>
               </w:rPr>
-              <w:t xml:space="preserve">53 (23.7)</w:t>
+              <w:t xml:space="preserve">50 (22.3)</w:t>
             </w:r>
           </w:p>
         </w:tc>
@@ -654,7 +654,7 @@
                 <w:szCs w:val="18"/>
                 <w:color w:val="000000"/>
               </w:rPr>
-              <w:t xml:space="preserve">21 (9.3)</w:t>
+              <w:t xml:space="preserve">23 (10.2)</w:t>
             </w:r>
           </w:p>
         </w:tc>
@@ -709,7 +709,7 @@
                 <w:szCs w:val="18"/>
                 <w:color w:val="000000"/>
               </w:rPr>
-              <w:t xml:space="preserve">23 (10.3)</w:t>
+              <w:t xml:space="preserve">21 (9.4)</w:t>
             </w:r>
           </w:p>
         </w:tc>
@@ -769,7 +769,7 @@
                 <w:szCs w:val="18"/>
                 <w:color w:val="000000"/>
               </w:rPr>
-              <w:t xml:space="preserve">  Anaemia</w:t>
+              <w:t xml:space="preserve">  Neutropenia</w:t>
             </w:r>
           </w:p>
         </w:tc>
@@ -824,7 +824,7 @@
                 <w:szCs w:val="18"/>
                 <w:color w:val="000000"/>
               </w:rPr>
-              <w:t xml:space="preserve">12 (5.3)</w:t>
+              <w:t xml:space="preserve">15 (6.7)</w:t>
             </w:r>
           </w:p>
         </w:tc>
@@ -939,7 +939,7 @@
                 <w:szCs w:val="18"/>
                 <w:color w:val="000000"/>
               </w:rPr>
-              <w:t xml:space="preserve">  Neutropenia</w:t>
+              <w:t xml:space="preserve">  Anaemia</w:t>
             </w:r>
           </w:p>
         </w:tc>
@@ -1049,7 +1049,7 @@
                 <w:szCs w:val="18"/>
                 <w:color w:val="000000"/>
               </w:rPr>
-              <w:t xml:space="preserve">15 (6.7)</w:t>
+              <w:t xml:space="preserve">12 (5.4)</w:t>
             </w:r>
           </w:p>
         </w:tc>
@@ -1164,7 +1164,7 @@
                 <w:szCs w:val="18"/>
                 <w:color w:val="000000"/>
               </w:rPr>
-              <w:t xml:space="preserve">1 (0.4)</w:t>
+              <w:t xml:space="preserve">6 (2.7)</w:t>
             </w:r>
           </w:p>
         </w:tc>
@@ -1219,7 +1219,7 @@
                 <w:szCs w:val="18"/>
                 <w:color w:val="000000"/>
               </w:rPr>
-              <w:t xml:space="preserve">6 (2.7)</w:t>
+              <w:t xml:space="preserve">1 (0.4)</w:t>
             </w:r>
           </w:p>
         </w:tc>
@@ -1334,7 +1334,7 @@
                 <w:szCs w:val="18"/>
                 <w:color w:val="000000"/>
               </w:rPr>
-              <w:t xml:space="preserve">0 (0.0)</w:t>
+              <w:t xml:space="preserve">3 (1.3)</w:t>
             </w:r>
           </w:p>
         </w:tc>
@@ -1389,7 +1389,7 @@
                 <w:szCs w:val="18"/>
                 <w:color w:val="000000"/>
               </w:rPr>
-              <w:t xml:space="preserve">3 (1.3)</w:t>
+              <w:t xml:space="preserve">0 (0.0)</w:t>
             </w:r>
           </w:p>
         </w:tc>
@@ -1504,7 +1504,7 @@
                 <w:szCs w:val="18"/>
                 <w:color w:val="000000"/>
               </w:rPr>
-              <w:t xml:space="preserve">1 (0.4)</w:t>
+              <w:t xml:space="preserve">2 (0.9)</w:t>
             </w:r>
           </w:p>
         </w:tc>
@@ -1559,7 +1559,7 @@
                 <w:szCs w:val="18"/>
                 <w:color w:val="000000"/>
               </w:rPr>
-              <w:t xml:space="preserve">2 (0.9)</w:t>
+              <w:t xml:space="preserve">1 (0.4)</w:t>
             </w:r>
           </w:p>
         </w:tc>
@@ -1674,7 +1674,7 @@
                 <w:szCs w:val="18"/>
                 <w:color w:val="000000"/>
               </w:rPr>
-              <w:t xml:space="preserve">0 (0.0)</w:t>
+              <w:t xml:space="preserve">1 (0.4)</w:t>
             </w:r>
           </w:p>
         </w:tc>
@@ -1729,7 +1729,7 @@
                 <w:szCs w:val="18"/>
                 <w:color w:val="000000"/>
               </w:rPr>
-              <w:t xml:space="preserve">1 (0.4)</w:t>
+              <w:t xml:space="preserve">0 (0.0)</w:t>
             </w:r>
           </w:p>
         </w:tc>
@@ -1844,7 +1844,7 @@
                 <w:szCs w:val="18"/>
                 <w:color w:val="000000"/>
               </w:rPr>
-              <w:t xml:space="preserve">51 (22.7)</w:t>
+              <w:t xml:space="preserve">74 (32.9)</w:t>
             </w:r>
           </w:p>
         </w:tc>
@@ -1899,7 +1899,7 @@
                 <w:szCs w:val="18"/>
                 <w:color w:val="000000"/>
               </w:rPr>
-              <w:t xml:space="preserve">74 (33.0)</w:t>
+              <w:t xml:space="preserve">51 (22.8)</w:t>
             </w:r>
           </w:p>
         </w:tc>
@@ -2014,7 +2014,7 @@
                 <w:szCs w:val="18"/>
                 <w:color w:val="000000"/>
               </w:rPr>
-              <w:t xml:space="preserve">27 (12.0)</w:t>
+              <w:t xml:space="preserve">36 (16.0)</w:t>
             </w:r>
           </w:p>
         </w:tc>
@@ -2069,7 +2069,7 @@
                 <w:szCs w:val="18"/>
                 <w:color w:val="000000"/>
               </w:rPr>
-              <w:t xml:space="preserve">36 (16.1)</w:t>
+              <w:t xml:space="preserve">27 (12.1)</w:t>
             </w:r>
           </w:p>
         </w:tc>
@@ -2184,7 +2184,7 @@
                 <w:szCs w:val="18"/>
                 <w:color w:val="000000"/>
               </w:rPr>
-              <w:t xml:space="preserve">8 (3.6)</w:t>
+              <w:t xml:space="preserve">16 (7.1)</w:t>
             </w:r>
           </w:p>
         </w:tc>
@@ -2239,7 +2239,7 @@
                 <w:szCs w:val="18"/>
                 <w:color w:val="000000"/>
               </w:rPr>
-              <w:t xml:space="preserve">16 (7.1)</w:t>
+              <w:t xml:space="preserve">8 (3.6)</w:t>
             </w:r>
           </w:p>
         </w:tc>
@@ -2354,7 +2354,7 @@
                 <w:szCs w:val="18"/>
                 <w:color w:val="000000"/>
               </w:rPr>
-              <w:t xml:space="preserve">5 (2.2)</w:t>
+              <w:t xml:space="preserve">9 (4.0)</w:t>
             </w:r>
           </w:p>
         </w:tc>
@@ -2409,7 +2409,7 @@
                 <w:szCs w:val="18"/>
                 <w:color w:val="000000"/>
               </w:rPr>
-              <w:t xml:space="preserve">9 (4.0)</w:t>
+              <w:t xml:space="preserve">5 (2.2)</w:t>
             </w:r>
           </w:p>
         </w:tc>
@@ -2524,7 +2524,7 @@
                 <w:szCs w:val="18"/>
                 <w:color w:val="000000"/>
               </w:rPr>
-              <w:t xml:space="preserve">6 (2.7)</w:t>
+              <w:t xml:space="preserve">9 (4.0)</w:t>
             </w:r>
           </w:p>
         </w:tc>
@@ -2579,7 +2579,7 @@
                 <w:szCs w:val="18"/>
                 <w:color w:val="000000"/>
               </w:rPr>
-              <w:t xml:space="preserve">9 (4.0)</w:t>
+              <w:t xml:space="preserve">6 (2.7)</w:t>
             </w:r>
           </w:p>
         </w:tc>
@@ -2864,7 +2864,7 @@
                 <w:szCs w:val="18"/>
                 <w:color w:val="000000"/>
               </w:rPr>
-              <w:t xml:space="preserve">0 (0.0)</w:t>
+              <w:t xml:space="preserve">4 (1.8)</w:t>
             </w:r>
           </w:p>
         </w:tc>
@@ -2919,7 +2919,7 @@
                 <w:szCs w:val="18"/>
                 <w:color w:val="000000"/>
               </w:rPr>
-              <w:t xml:space="preserve">4 (1.8)</w:t>
+              <w:t xml:space="preserve">0 (0.0)</w:t>
             </w:r>
           </w:p>
         </w:tc>
@@ -3149,7 +3149,7 @@
                 <w:szCs w:val="18"/>
                 <w:color w:val="000000"/>
               </w:rPr>
-              <w:t xml:space="preserve">  Asthenia</w:t>
+              <w:t xml:space="preserve">  Fatigue</w:t>
             </w:r>
           </w:p>
         </w:tc>
@@ -3204,7 +3204,7 @@
                 <w:szCs w:val="18"/>
                 <w:color w:val="000000"/>
               </w:rPr>
-              <w:t xml:space="preserve">10 (4.4)</w:t>
+              <w:t xml:space="preserve">9 (4.0)</w:t>
             </w:r>
           </w:p>
         </w:tc>
@@ -3319,7 +3319,7 @@
                 <w:szCs w:val="18"/>
                 <w:color w:val="000000"/>
               </w:rPr>
-              <w:t xml:space="preserve">  Fatigue</w:t>
+              <w:t xml:space="preserve">  Asthenia</w:t>
             </w:r>
           </w:p>
         </w:tc>
@@ -3429,7 +3429,7 @@
                 <w:szCs w:val="18"/>
                 <w:color w:val="000000"/>
               </w:rPr>
-              <w:t xml:space="preserve">9 (4.0)</w:t>
+              <w:t xml:space="preserve">10 (4.5)</w:t>
             </w:r>
           </w:p>
         </w:tc>
@@ -3544,7 +3544,7 @@
                 <w:szCs w:val="18"/>
                 <w:color w:val="000000"/>
               </w:rPr>
-              <w:t xml:space="preserve">1 (0.4)</w:t>
+              <w:t xml:space="preserve">3 (1.3)</w:t>
             </w:r>
           </w:p>
         </w:tc>
@@ -3599,7 +3599,7 @@
                 <w:szCs w:val="18"/>
                 <w:color w:val="000000"/>
               </w:rPr>
-              <w:t xml:space="preserve">3 (1.3)</w:t>
+              <w:t xml:space="preserve">1 (0.4)</w:t>
             </w:r>
           </w:p>
         </w:tc>
@@ -3714,7 +3714,7 @@
                 <w:szCs w:val="18"/>
                 <w:color w:val="000000"/>
               </w:rPr>
-              <w:t xml:space="preserve">1 (0.4)</w:t>
+              <w:t xml:space="preserve">2 (0.9)</w:t>
             </w:r>
           </w:p>
         </w:tc>
@@ -3769,7 +3769,7 @@
                 <w:szCs w:val="18"/>
                 <w:color w:val="000000"/>
               </w:rPr>
-              <w:t xml:space="preserve">2 (0.9)</w:t>
+              <w:t xml:space="preserve">1 (0.4)</w:t>
             </w:r>
           </w:p>
         </w:tc>
@@ -3884,7 +3884,7 @@
                 <w:szCs w:val="18"/>
                 <w:color w:val="000000"/>
               </w:rPr>
-              <w:t xml:space="preserve">0 (0.0)</w:t>
+              <w:t xml:space="preserve">1 (0.4)</w:t>
             </w:r>
           </w:p>
         </w:tc>
@@ -3939,7 +3939,7 @@
                 <w:szCs w:val="18"/>
                 <w:color w:val="000000"/>
               </w:rPr>
-              <w:t xml:space="preserve">1 (0.4)</w:t>
+              <w:t xml:space="preserve">0 (0.0)</w:t>
             </w:r>
           </w:p>
         </w:tc>
@@ -4054,7 +4054,7 @@
                 <w:szCs w:val="18"/>
                 <w:color w:val="000000"/>
               </w:rPr>
-              <w:t xml:space="preserve">8 (3.6)</w:t>
+              <w:t xml:space="preserve">10 (4.4)</w:t>
             </w:r>
           </w:p>
         </w:tc>
@@ -4109,7 +4109,7 @@
                 <w:szCs w:val="18"/>
                 <w:color w:val="000000"/>
               </w:rPr>
-              <w:t xml:space="preserve">10 (4.5)</w:t>
+              <w:t xml:space="preserve">8 (3.6)</w:t>
             </w:r>
           </w:p>
         </w:tc>
@@ -4224,7 +4224,7 @@
                 <w:szCs w:val="18"/>
                 <w:color w:val="000000"/>
               </w:rPr>
-              <w:t xml:space="preserve">8 (3.6)</w:t>
+              <w:t xml:space="preserve">10 (4.4)</w:t>
             </w:r>
           </w:p>
         </w:tc>
@@ -4279,7 +4279,7 @@
                 <w:szCs w:val="18"/>
                 <w:color w:val="000000"/>
               </w:rPr>
-              <w:t xml:space="preserve">10 (4.5)</w:t>
+              <w:t xml:space="preserve">8 (3.6)</w:t>
             </w:r>
           </w:p>
         </w:tc>
@@ -4394,7 +4394,7 @@
                 <w:szCs w:val="18"/>
                 <w:color w:val="000000"/>
               </w:rPr>
-              <w:t xml:space="preserve">5 (2.2)</w:t>
+              <w:t xml:space="preserve">11 (4.9)</w:t>
             </w:r>
           </w:p>
         </w:tc>
@@ -4449,7 +4449,7 @@
                 <w:szCs w:val="18"/>
                 <w:color w:val="000000"/>
               </w:rPr>
-              <w:t xml:space="preserve">11 (4.9)</w:t>
+              <w:t xml:space="preserve">5 (2.2)</w:t>
             </w:r>
           </w:p>
         </w:tc>
@@ -4564,7 +4564,7 @@
                 <w:szCs w:val="18"/>
                 <w:color w:val="000000"/>
               </w:rPr>
-              <w:t xml:space="preserve">5 (2.2)</w:t>
+              <w:t xml:space="preserve">11 (4.9)</w:t>
             </w:r>
           </w:p>
         </w:tc>
@@ -4619,7 +4619,7 @@
                 <w:szCs w:val="18"/>
                 <w:color w:val="000000"/>
               </w:rPr>
-              <w:t xml:space="preserve">11 (4.9)</w:t>
+              <w:t xml:space="preserve">5 (2.2)</w:t>
             </w:r>
           </w:p>
         </w:tc>
@@ -4734,7 +4734,7 @@
                 <w:szCs w:val="18"/>
                 <w:color w:val="000000"/>
               </w:rPr>
-              <w:t xml:space="preserve">7 (3.1)</w:t>
+              <w:t xml:space="preserve">12 (5.3)</w:t>
             </w:r>
           </w:p>
         </w:tc>
@@ -4789,7 +4789,7 @@
                 <w:szCs w:val="18"/>
                 <w:color w:val="000000"/>
               </w:rPr>
-              <w:t xml:space="preserve">12 (5.4)</w:t>
+              <w:t xml:space="preserve">7 (3.1)</w:t>
             </w:r>
           </w:p>
         </w:tc>
@@ -4904,7 +4904,7 @@
                 <w:szCs w:val="18"/>
                 <w:color w:val="000000"/>
               </w:rPr>
-              <w:t xml:space="preserve">7 (3.1)</w:t>
+              <w:t xml:space="preserve">8 (3.6)</w:t>
             </w:r>
           </w:p>
         </w:tc>
@@ -4959,7 +4959,7 @@
                 <w:szCs w:val="18"/>
                 <w:color w:val="000000"/>
               </w:rPr>
-              <w:t xml:space="preserve">8 (3.6)</w:t>
+              <w:t xml:space="preserve">7 (3.1)</w:t>
             </w:r>
           </w:p>
         </w:tc>
@@ -5074,7 +5074,7 @@
                 <w:szCs w:val="18"/>
                 <w:color w:val="000000"/>
               </w:rPr>
-              <w:t xml:space="preserve">0 (0.0)</w:t>
+              <w:t xml:space="preserve">5 (2.2)</w:t>
             </w:r>
           </w:p>
         </w:tc>
@@ -5129,7 +5129,7 @@
                 <w:szCs w:val="18"/>
                 <w:color w:val="000000"/>
               </w:rPr>
-              <w:t xml:space="preserve">5 (2.2)</w:t>
+              <w:t xml:space="preserve">0 (0.0)</w:t>
             </w:r>
           </w:p>
         </w:tc>
@@ -5244,7 +5244,7 @@
                 <w:szCs w:val="18"/>
                 <w:color w:val="000000"/>
               </w:rPr>
-              <w:t xml:space="preserve">16 (7.1)</w:t>
+              <w:t xml:space="preserve">31 (13.8)</w:t>
             </w:r>
           </w:p>
         </w:tc>
@@ -5299,7 +5299,7 @@
                 <w:szCs w:val="18"/>
                 <w:color w:val="000000"/>
               </w:rPr>
-              <w:t xml:space="preserve">31 (13.8)</w:t>
+              <w:t xml:space="preserve">16 (7.1)</w:t>
             </w:r>
           </w:p>
         </w:tc>
@@ -5414,7 +5414,7 @@
                 <w:szCs w:val="18"/>
                 <w:color w:val="000000"/>
               </w:rPr>
-              <w:t xml:space="preserve">15 (6.7)</w:t>
+              <w:t xml:space="preserve">21 (9.3)</w:t>
             </w:r>
           </w:p>
         </w:tc>
@@ -5469,7 +5469,7 @@
                 <w:szCs w:val="18"/>
                 <w:color w:val="000000"/>
               </w:rPr>
-              <w:t xml:space="preserve">21 (9.4)</w:t>
+              <w:t xml:space="preserve">15 (6.7)</w:t>
             </w:r>
           </w:p>
         </w:tc>
@@ -5584,7 +5584,7 @@
                 <w:szCs w:val="18"/>
                 <w:color w:val="000000"/>
               </w:rPr>
-              <w:t xml:space="preserve">1 (0.4)</w:t>
+              <w:t xml:space="preserve">7 (3.1)</w:t>
             </w:r>
           </w:p>
         </w:tc>
@@ -5639,7 +5639,7 @@
                 <w:szCs w:val="18"/>
                 <w:color w:val="000000"/>
               </w:rPr>
-              <w:t xml:space="preserve">7 (3.1)</w:t>
+              <w:t xml:space="preserve">1 (0.4)</w:t>
             </w:r>
           </w:p>
         </w:tc>
@@ -5754,7 +5754,7 @@
                 <w:szCs w:val="18"/>
                 <w:color w:val="000000"/>
               </w:rPr>
-              <w:t xml:space="preserve">0 (0.0)</w:t>
+              <w:t xml:space="preserve">3 (1.3)</w:t>
             </w:r>
           </w:p>
         </w:tc>
@@ -5809,7 +5809,7 @@
                 <w:szCs w:val="18"/>
                 <w:color w:val="000000"/>
               </w:rPr>
-              <w:t xml:space="preserve">3 (1.3)</w:t>
+              <w:t xml:space="preserve">0 (0.0)</w:t>
             </w:r>
           </w:p>
         </w:tc>
@@ -5924,7 +5924,7 @@
           <w:szCs w:val="14"/>
           <w:color w:val="C0392B"/>
         </w:rPr>
-        <w:t xml:space="preserve">DRAFT — produced 2026-07-19 — synthetic data, NOT for regulatory submission</w:t>
+        <w:t xml:space="preserve">DRAFT — produced 2026-09-20 — synthetic data, NOT for regulatory submission</w:t>
       </w:r>
     </w:p>
     <w:sectPr>

--- a/tfl/tables/T-AE-03.docx
+++ b/tfl/tables/T-AE-03.docx
@@ -129,7 +129,7 @@
           <w:szCs w:val="18"/>
           <w:color w:val="444444"/>
         </w:rPr>
-        <w:t xml:space="preserve">Safety Population (N=449)</w:t>
+        <w:t xml:space="preserve">Safety Population (N=450)</w:t>
       </w:r>
     </w:p>
     <w:p>
@@ -288,7 +288,7 @@
                 <w:szCs w:val="18"/>
                 <w:color w:val="FFFFFF"/>
               </w:rPr>
-              <w:t xml:space="preserve">(N=225)</w:t>
+              <w:t xml:space="preserve">(N=300)</w:t>
             </w:r>
           </w:p>
         </w:tc>
@@ -369,7 +369,7 @@
                 <w:szCs w:val="18"/>
                 <w:color w:val="FFFFFF"/>
               </w:rPr>
-              <w:t xml:space="preserve">(N=224)</w:t>
+              <w:t xml:space="preserve">(N=150)</w:t>
             </w:r>
           </w:p>
         </w:tc>
@@ -484,7 +484,7 @@
                 <w:szCs w:val="18"/>
                 <w:color w:val="000000"/>
               </w:rPr>
-              <w:t xml:space="preserve">53 (23.6)</w:t>
+              <w:t xml:space="preserve">73 (24.3)</w:t>
             </w:r>
           </w:p>
         </w:tc>
@@ -539,7 +539,7 @@
                 <w:szCs w:val="18"/>
                 <w:color w:val="000000"/>
               </w:rPr>
-              <w:t xml:space="preserve">50 (22.3)</w:t>
+              <w:t xml:space="preserve">31 (20.7)</w:t>
             </w:r>
           </w:p>
         </w:tc>
@@ -654,7 +654,7 @@
                 <w:szCs w:val="18"/>
                 <w:color w:val="000000"/>
               </w:rPr>
-              <w:t xml:space="preserve">23 (10.2)</w:t>
+              <w:t xml:space="preserve">29 (9.7)</w:t>
             </w:r>
           </w:p>
         </w:tc>
@@ -709,7 +709,7 @@
                 <w:szCs w:val="18"/>
                 <w:color w:val="000000"/>
               </w:rPr>
-              <w:t xml:space="preserve">21 (9.4)</w:t>
+              <w:t xml:space="preserve">10 (6.7)</w:t>
             </w:r>
           </w:p>
         </w:tc>
@@ -824,7 +824,7 @@
                 <w:szCs w:val="18"/>
                 <w:color w:val="000000"/>
               </w:rPr>
-              <w:t xml:space="preserve">15 (6.7)</w:t>
+              <w:t xml:space="preserve">26 (8.7)</w:t>
             </w:r>
           </w:p>
         </w:tc>
@@ -879,7 +879,7 @@
                 <w:szCs w:val="18"/>
                 <w:color w:val="000000"/>
               </w:rPr>
-              <w:t xml:space="preserve">20 (8.9)</w:t>
+              <w:t xml:space="preserve">13 (8.7)</w:t>
             </w:r>
           </w:p>
         </w:tc>
@@ -994,7 +994,7 @@
                 <w:szCs w:val="18"/>
                 <w:color w:val="000000"/>
               </w:rPr>
-              <w:t xml:space="preserve">20 (8.9)</w:t>
+              <w:t xml:space="preserve">22 (7.3)</w:t>
             </w:r>
           </w:p>
         </w:tc>
@@ -1049,7 +1049,7 @@
                 <w:szCs w:val="18"/>
                 <w:color w:val="000000"/>
               </w:rPr>
-              <w:t xml:space="preserve">12 (5.4)</w:t>
+              <w:t xml:space="preserve">9 (6.0)</w:t>
             </w:r>
           </w:p>
         </w:tc>
@@ -1164,7 +1164,7 @@
                 <w:szCs w:val="18"/>
                 <w:color w:val="000000"/>
               </w:rPr>
-              <w:t xml:space="preserve">6 (2.7)</w:t>
+              <w:t xml:space="preserve">12 (4.0)</w:t>
             </w:r>
           </w:p>
         </w:tc>
@@ -1219,7 +1219,7 @@
                 <w:szCs w:val="18"/>
                 <w:color w:val="000000"/>
               </w:rPr>
-              <w:t xml:space="preserve">1 (0.4)</w:t>
+              <w:t xml:space="preserve">1 (0.7)</w:t>
             </w:r>
           </w:p>
         </w:tc>
@@ -1279,7 +1279,7 @@
                 <w:szCs w:val="18"/>
                 <w:color w:val="000000"/>
               </w:rPr>
-              <w:t xml:space="preserve">  Adrenal insufficiency</w:t>
+              <w:t xml:space="preserve">  Hypothyroidism</w:t>
             </w:r>
           </w:p>
         </w:tc>
@@ -1334,7 +1334,7 @@
                 <w:szCs w:val="18"/>
                 <w:color w:val="000000"/>
               </w:rPr>
-              <w:t xml:space="preserve">3 (1.3)</w:t>
+              <w:t xml:space="preserve">6 (2.0)</w:t>
             </w:r>
           </w:p>
         </w:tc>
@@ -1449,7 +1449,7 @@
                 <w:szCs w:val="18"/>
                 <w:color w:val="000000"/>
               </w:rPr>
-              <w:t xml:space="preserve">  Hypothyroidism</w:t>
+              <w:t xml:space="preserve">  Adrenal insufficiency</w:t>
             </w:r>
           </w:p>
         </w:tc>
@@ -1504,7 +1504,7 @@
                 <w:szCs w:val="18"/>
                 <w:color w:val="000000"/>
               </w:rPr>
-              <w:t xml:space="preserve">2 (0.9)</w:t>
+              <w:t xml:space="preserve">4 (1.3)</w:t>
             </w:r>
           </w:p>
         </w:tc>
@@ -1559,7 +1559,7 @@
                 <w:szCs w:val="18"/>
                 <w:color w:val="000000"/>
               </w:rPr>
-              <w:t xml:space="preserve">1 (0.4)</w:t>
+              <w:t xml:space="preserve">0 (0.0)</w:t>
             </w:r>
           </w:p>
         </w:tc>
@@ -1674,7 +1674,7 @@
                 <w:szCs w:val="18"/>
                 <w:color w:val="000000"/>
               </w:rPr>
-              <w:t xml:space="preserve">1 (0.4)</w:t>
+              <w:t xml:space="preserve">2 (0.7)</w:t>
             </w:r>
           </w:p>
         </w:tc>
@@ -1729,7 +1729,7 @@
                 <w:szCs w:val="18"/>
                 <w:color w:val="000000"/>
               </w:rPr>
-              <w:t xml:space="preserve">0 (0.0)</w:t>
+              <w:t xml:space="preserve">1 (0.7)</w:t>
             </w:r>
           </w:p>
         </w:tc>
@@ -1844,7 +1844,7 @@
                 <w:szCs w:val="18"/>
                 <w:color w:val="000000"/>
               </w:rPr>
-              <w:t xml:space="preserve">74 (32.9)</w:t>
+              <w:t xml:space="preserve">86 (28.7)</w:t>
             </w:r>
           </w:p>
         </w:tc>
@@ -1899,7 +1899,7 @@
                 <w:szCs w:val="18"/>
                 <w:color w:val="000000"/>
               </w:rPr>
-              <w:t xml:space="preserve">51 (22.8)</w:t>
+              <w:t xml:space="preserve">40 (26.7)</w:t>
             </w:r>
           </w:p>
         </w:tc>
@@ -2014,7 +2014,7 @@
                 <w:szCs w:val="18"/>
                 <w:color w:val="000000"/>
               </w:rPr>
-              <w:t xml:space="preserve">36 (16.0)</w:t>
+              <w:t xml:space="preserve">34 (11.3)</w:t>
             </w:r>
           </w:p>
         </w:tc>
@@ -2069,7 +2069,7 @@
                 <w:szCs w:val="18"/>
                 <w:color w:val="000000"/>
               </w:rPr>
-              <w:t xml:space="preserve">27 (12.1)</w:t>
+              <w:t xml:space="preserve">23 (15.3)</w:t>
             </w:r>
           </w:p>
         </w:tc>
@@ -2129,7 +2129,7 @@
                 <w:szCs w:val="18"/>
                 <w:color w:val="000000"/>
               </w:rPr>
-              <w:t xml:space="preserve">  Diarrhoea</w:t>
+              <w:t xml:space="preserve">  Stomatitis</w:t>
             </w:r>
           </w:p>
         </w:tc>
@@ -2184,7 +2184,7 @@
                 <w:szCs w:val="18"/>
                 <w:color w:val="000000"/>
               </w:rPr>
-              <w:t xml:space="preserve">16 (7.1)</w:t>
+              <w:t xml:space="preserve">13 (4.3)</w:t>
             </w:r>
           </w:p>
         </w:tc>
@@ -2239,7 +2239,7 @@
                 <w:szCs w:val="18"/>
                 <w:color w:val="000000"/>
               </w:rPr>
-              <w:t xml:space="preserve">8 (3.6)</w:t>
+              <w:t xml:space="preserve">9 (6.0)</w:t>
             </w:r>
           </w:p>
         </w:tc>
@@ -2299,7 +2299,7 @@
                 <w:szCs w:val="18"/>
                 <w:color w:val="000000"/>
               </w:rPr>
-              <w:t xml:space="preserve">  Constipation</w:t>
+              <w:t xml:space="preserve">  Vomiting</w:t>
             </w:r>
           </w:p>
         </w:tc>
@@ -2354,7 +2354,7 @@
                 <w:szCs w:val="18"/>
                 <w:color w:val="000000"/>
               </w:rPr>
-              <w:t xml:space="preserve">9 (4.0)</w:t>
+              <w:t xml:space="preserve">16 (5.3)</w:t>
             </w:r>
           </w:p>
         </w:tc>
@@ -2409,7 +2409,7 @@
                 <w:szCs w:val="18"/>
                 <w:color w:val="000000"/>
               </w:rPr>
-              <w:t xml:space="preserve">5 (2.2)</w:t>
+              <w:t xml:space="preserve">5 (3.3)</w:t>
             </w:r>
           </w:p>
         </w:tc>
@@ -2469,7 +2469,7 @@
                 <w:szCs w:val="18"/>
                 <w:color w:val="000000"/>
               </w:rPr>
-              <w:t xml:space="preserve">  Stomatitis</w:t>
+              <w:t xml:space="preserve">  Colitis</w:t>
             </w:r>
           </w:p>
         </w:tc>
@@ -2524,7 +2524,7 @@
                 <w:szCs w:val="18"/>
                 <w:color w:val="000000"/>
               </w:rPr>
-              <w:t xml:space="preserve">9 (4.0)</w:t>
+              <w:t xml:space="preserve">14 (4.7)</w:t>
             </w:r>
           </w:p>
         </w:tc>
@@ -2579,7 +2579,7 @@
                 <w:szCs w:val="18"/>
                 <w:color w:val="000000"/>
               </w:rPr>
-              <w:t xml:space="preserve">6 (2.7)</w:t>
+              <w:t xml:space="preserve">0 (0.0)</w:t>
             </w:r>
           </w:p>
         </w:tc>
@@ -2639,7 +2639,7 @@
                 <w:szCs w:val="18"/>
                 <w:color w:val="000000"/>
               </w:rPr>
-              <w:t xml:space="preserve">  Vomiting</w:t>
+              <w:t xml:space="preserve">  Diarrhoea</w:t>
             </w:r>
           </w:p>
         </w:tc>
@@ -2694,7 +2694,7 @@
                 <w:szCs w:val="18"/>
                 <w:color w:val="000000"/>
               </w:rPr>
-              <w:t xml:space="preserve">7 (3.1)</w:t>
+              <w:t xml:space="preserve">13 (4.3)</w:t>
             </w:r>
           </w:p>
         </w:tc>
@@ -2749,7 +2749,7 @@
                 <w:szCs w:val="18"/>
                 <w:color w:val="000000"/>
               </w:rPr>
-              <w:t xml:space="preserve">7 (3.1)</w:t>
+              <w:t xml:space="preserve">6 (4.0)</w:t>
             </w:r>
           </w:p>
         </w:tc>
@@ -2809,7 +2809,7 @@
                 <w:szCs w:val="18"/>
                 <w:color w:val="000000"/>
               </w:rPr>
-              <w:t xml:space="preserve">  Colitis</w:t>
+              <w:t xml:space="preserve">  Constipation</w:t>
             </w:r>
           </w:p>
         </w:tc>
@@ -2864,7 +2864,7 @@
                 <w:szCs w:val="18"/>
                 <w:color w:val="000000"/>
               </w:rPr>
-              <w:t xml:space="preserve">4 (1.8)</w:t>
+              <w:t xml:space="preserve">10 (3.3)</w:t>
             </w:r>
           </w:p>
         </w:tc>
@@ -2919,7 +2919,7 @@
                 <w:szCs w:val="18"/>
                 <w:color w:val="000000"/>
               </w:rPr>
-              <w:t xml:space="preserve">0 (0.0)</w:t>
+              <w:t xml:space="preserve">2 (1.3)</w:t>
             </w:r>
           </w:p>
         </w:tc>
@@ -3034,7 +3034,7 @@
                 <w:szCs w:val="18"/>
                 <w:color w:val="000000"/>
               </w:rPr>
-              <w:t xml:space="preserve">20 (8.9)</w:t>
+              <w:t xml:space="preserve">29 (9.7)</w:t>
             </w:r>
           </w:p>
         </w:tc>
@@ -3089,7 +3089,7 @@
                 <w:szCs w:val="18"/>
                 <w:color w:val="000000"/>
               </w:rPr>
-              <w:t xml:space="preserve">20 (8.9)</w:t>
+              <w:t xml:space="preserve">11 (7.3)</w:t>
             </w:r>
           </w:p>
         </w:tc>
@@ -3204,7 +3204,7 @@
                 <w:szCs w:val="18"/>
                 <w:color w:val="000000"/>
               </w:rPr>
-              <w:t xml:space="preserve">9 (4.0)</w:t>
+              <w:t xml:space="preserve">17 (5.7)</w:t>
             </w:r>
           </w:p>
         </w:tc>
@@ -3259,7 +3259,7 @@
                 <w:szCs w:val="18"/>
                 <w:color w:val="000000"/>
               </w:rPr>
-              <w:t xml:space="preserve">12 (5.4)</w:t>
+              <w:t xml:space="preserve">6 (4.0)</w:t>
             </w:r>
           </w:p>
         </w:tc>
@@ -3374,7 +3374,7 @@
                 <w:szCs w:val="18"/>
                 <w:color w:val="000000"/>
               </w:rPr>
-              <w:t xml:space="preserve">12 (5.3)</w:t>
+              <w:t xml:space="preserve">13 (4.3)</w:t>
             </w:r>
           </w:p>
         </w:tc>
@@ -3429,7 +3429,7 @@
                 <w:szCs w:val="18"/>
                 <w:color w:val="000000"/>
               </w:rPr>
-              <w:t xml:space="preserve">10 (4.5)</w:t>
+              <w:t xml:space="preserve">5 (3.3)</w:t>
             </w:r>
           </w:p>
         </w:tc>
@@ -3489,7 +3489,7 @@
                 <w:szCs w:val="18"/>
                 <w:color w:val="1F3864"/>
               </w:rPr>
-              <w:t xml:space="preserve">Investigations</w:t>
+              <w:t xml:space="preserve">Hepatobiliary disorders</w:t>
             </w:r>
           </w:p>
         </w:tc>
@@ -3544,7 +3544,7 @@
                 <w:szCs w:val="18"/>
                 <w:color w:val="000000"/>
               </w:rPr>
-              <w:t xml:space="preserve">3 (1.3)</w:t>
+              <w:t xml:space="preserve">9 (3.0)</w:t>
             </w:r>
           </w:p>
         </w:tc>
@@ -3599,7 +3599,7 @@
                 <w:szCs w:val="18"/>
                 <w:color w:val="000000"/>
               </w:rPr>
-              <w:t xml:space="preserve">1 (0.4)</w:t>
+              <w:t xml:space="preserve">1 (0.7)</w:t>
             </w:r>
           </w:p>
         </w:tc>
@@ -3659,7 +3659,7 @@
                 <w:szCs w:val="18"/>
                 <w:color w:val="000000"/>
               </w:rPr>
-              <w:t xml:space="preserve">  Alanine aminotransferase increased</w:t>
+              <w:t xml:space="preserve">  Hepatitis</w:t>
             </w:r>
           </w:p>
         </w:tc>
@@ -3714,7 +3714,7 @@
                 <w:szCs w:val="18"/>
                 <w:color w:val="000000"/>
               </w:rPr>
-              <w:t xml:space="preserve">2 (0.9)</w:t>
+              <w:t xml:space="preserve">9 (3.0)</w:t>
             </w:r>
           </w:p>
         </w:tc>
@@ -3769,7 +3769,7 @@
                 <w:szCs w:val="18"/>
                 <w:color w:val="000000"/>
               </w:rPr>
-              <w:t xml:space="preserve">1 (0.4)</w:t>
+              <w:t xml:space="preserve">1 (0.7)</w:t>
             </w:r>
           </w:p>
         </w:tc>
@@ -3786,7 +3786,7 @@
               <w:left w:val="single" w:sz="8" w:space="0" w:color="666666"/>
               <w:right w:val="single" w:sz="3" w:space="0" w:color="CCCCCC"/>
             </w:tcBorders>
-            <w:shd w:val="clear" w:color="auto" w:fill="FFFFFF"/>
+            <w:shd w:val="clear" w:color="auto" w:fill="F2F2F2"/>
             <w:tcMar>
               <w:top w:w="0" w:type="dxa"/>
               <w:bottom w:w="0" w:type="dxa"/>
@@ -3806,30 +3806,30 @@
                 <w:right w:val="none" w:sz="0" w:space="0" w:color="000000"/>
               </w:pBdr>
               <w:spacing w:after="40" w:before="40" w:line="240"/>
-              <w:ind w:left="300" w:right="100" w:firstLine="0" w:firstLineChars="0"/>
-              <w:rPr>
-                <w:rFonts w:ascii="Arial" w:hAnsi="Arial" w:eastAsia="Arial" w:cs="Arial"/>
-                <w:i w:val="false"/>
-                <w:b w:val="false"/>
-                <w:u w:val="none"/>
-                <w:strike w:val="false"/>
-                <w:sz w:val="18"/>
-                <w:szCs w:val="18"/>
-                <w:color w:val="000000"/>
-              </w:rPr>
-            </w:pPr>
-            <w:r>
-              <w:rPr>
-                <w:rFonts w:ascii="Arial" w:hAnsi="Arial" w:eastAsia="Arial" w:cs="Arial"/>
-                <w:i w:val="false"/>
-                <w:b w:val="false"/>
-                <w:u w:val="none"/>
-                <w:strike w:val="false"/>
-                <w:sz w:val="18"/>
-                <w:szCs w:val="18"/>
-                <w:color w:val="000000"/>
-              </w:rPr>
-              <w:t xml:space="preserve">  Aspartate aminotransferase increased</w:t>
+              <w:ind w:left="100" w:right="100" w:firstLine="0" w:firstLineChars="0"/>
+              <w:rPr>
+                <w:rFonts w:ascii="Arial" w:hAnsi="Arial" w:eastAsia="Arial" w:cs="Arial"/>
+                <w:i w:val="false"/>
+                <w:b w:val="true"/>
+                <w:u w:val="none"/>
+                <w:strike w:val="false"/>
+                <w:sz w:val="18"/>
+                <w:szCs w:val="18"/>
+                <w:color w:val="1F3864"/>
+              </w:rPr>
+            </w:pPr>
+            <w:r>
+              <w:rPr>
+                <w:rFonts w:ascii="Arial" w:hAnsi="Arial" w:eastAsia="Arial" w:cs="Arial"/>
+                <w:i w:val="false"/>
+                <w:b w:val="true"/>
+                <w:u w:val="none"/>
+                <w:strike w:val="false"/>
+                <w:sz w:val="18"/>
+                <w:szCs w:val="18"/>
+                <w:color w:val="1F3864"/>
+              </w:rPr>
+              <w:t xml:space="preserve">Investigations</w:t>
             </w:r>
           </w:p>
         </w:tc>
@@ -3841,7 +3841,7 @@
               <w:left w:val="single" w:sz="3" w:space="0" w:color="CCCCCC"/>
               <w:right w:val="single" w:sz="3" w:space="0" w:color="CCCCCC"/>
             </w:tcBorders>
-            <w:shd w:val="clear" w:color="auto" w:fill="FFFFFF"/>
+            <w:shd w:val="clear" w:color="auto" w:fill="F2F2F2"/>
             <w:tcMar>
               <w:top w:w="0" w:type="dxa"/>
               <w:bottom w:w="0" w:type="dxa"/>
@@ -3865,26 +3865,26 @@
               <w:rPr>
                 <w:rFonts w:ascii="Arial" w:hAnsi="Arial" w:eastAsia="Arial" w:cs="Arial"/>
                 <w:i w:val="false"/>
-                <w:b w:val="false"/>
-                <w:u w:val="none"/>
-                <w:strike w:val="false"/>
-                <w:sz w:val="18"/>
-                <w:szCs w:val="18"/>
-                <w:color w:val="000000"/>
-              </w:rPr>
-            </w:pPr>
-            <w:r>
-              <w:rPr>
-                <w:rFonts w:ascii="Arial" w:hAnsi="Arial" w:eastAsia="Arial" w:cs="Arial"/>
-                <w:i w:val="false"/>
-                <w:b w:val="false"/>
-                <w:u w:val="none"/>
-                <w:strike w:val="false"/>
-                <w:sz w:val="18"/>
-                <w:szCs w:val="18"/>
-                <w:color w:val="000000"/>
-              </w:rPr>
-              <w:t xml:space="preserve">1 (0.4)</w:t>
+                <w:b w:val="true"/>
+                <w:u w:val="none"/>
+                <w:strike w:val="false"/>
+                <w:sz w:val="18"/>
+                <w:szCs w:val="18"/>
+                <w:color w:val="000000"/>
+              </w:rPr>
+            </w:pPr>
+            <w:r>
+              <w:rPr>
+                <w:rFonts w:ascii="Arial" w:hAnsi="Arial" w:eastAsia="Arial" w:cs="Arial"/>
+                <w:i w:val="false"/>
+                <w:b w:val="true"/>
+                <w:u w:val="none"/>
+                <w:strike w:val="false"/>
+                <w:sz w:val="18"/>
+                <w:szCs w:val="18"/>
+                <w:color w:val="000000"/>
+              </w:rPr>
+              <w:t xml:space="preserve">5 (1.7)</w:t>
             </w:r>
           </w:p>
         </w:tc>
@@ -3896,7 +3896,7 @@
               <w:left w:val="single" w:sz="3" w:space="0" w:color="CCCCCC"/>
               <w:right w:val="single" w:sz="8" w:space="0" w:color="666666"/>
             </w:tcBorders>
-            <w:shd w:val="clear" w:color="auto" w:fill="FFFFFF"/>
+            <w:shd w:val="clear" w:color="auto" w:fill="F2F2F2"/>
             <w:tcMar>
               <w:top w:w="0" w:type="dxa"/>
               <w:bottom w:w="0" w:type="dxa"/>
@@ -3920,26 +3920,26 @@
               <w:rPr>
                 <w:rFonts w:ascii="Arial" w:hAnsi="Arial" w:eastAsia="Arial" w:cs="Arial"/>
                 <w:i w:val="false"/>
-                <w:b w:val="false"/>
-                <w:u w:val="none"/>
-                <w:strike w:val="false"/>
-                <w:sz w:val="18"/>
-                <w:szCs w:val="18"/>
-                <w:color w:val="000000"/>
-              </w:rPr>
-            </w:pPr>
-            <w:r>
-              <w:rPr>
-                <w:rFonts w:ascii="Arial" w:hAnsi="Arial" w:eastAsia="Arial" w:cs="Arial"/>
-                <w:i w:val="false"/>
-                <w:b w:val="false"/>
-                <w:u w:val="none"/>
-                <w:strike w:val="false"/>
-                <w:sz w:val="18"/>
-                <w:szCs w:val="18"/>
-                <w:color w:val="000000"/>
-              </w:rPr>
-              <w:t xml:space="preserve">0 (0.0)</w:t>
+                <w:b w:val="true"/>
+                <w:u w:val="none"/>
+                <w:strike w:val="false"/>
+                <w:sz w:val="18"/>
+                <w:szCs w:val="18"/>
+                <w:color w:val="000000"/>
+              </w:rPr>
+            </w:pPr>
+            <w:r>
+              <w:rPr>
+                <w:rFonts w:ascii="Arial" w:hAnsi="Arial" w:eastAsia="Arial" w:cs="Arial"/>
+                <w:i w:val="false"/>
+                <w:b w:val="true"/>
+                <w:u w:val="none"/>
+                <w:strike w:val="false"/>
+                <w:sz w:val="18"/>
+                <w:szCs w:val="18"/>
+                <w:color w:val="000000"/>
+              </w:rPr>
+              <w:t xml:space="preserve">2 (1.3)</w:t>
             </w:r>
           </w:p>
         </w:tc>
@@ -3956,7 +3956,7 @@
               <w:left w:val="single" w:sz="8" w:space="0" w:color="666666"/>
               <w:right w:val="single" w:sz="3" w:space="0" w:color="CCCCCC"/>
             </w:tcBorders>
-            <w:shd w:val="clear" w:color="auto" w:fill="F2F2F2"/>
+            <w:shd w:val="clear" w:color="auto" w:fill="FFFFFF"/>
             <w:tcMar>
               <w:top w:w="0" w:type="dxa"/>
               <w:bottom w:w="0" w:type="dxa"/>
@@ -3976,30 +3976,30 @@
                 <w:right w:val="none" w:sz="0" w:space="0" w:color="000000"/>
               </w:pBdr>
               <w:spacing w:after="40" w:before="40" w:line="240"/>
-              <w:ind w:left="100" w:right="100" w:firstLine="0" w:firstLineChars="0"/>
-              <w:rPr>
-                <w:rFonts w:ascii="Arial" w:hAnsi="Arial" w:eastAsia="Arial" w:cs="Arial"/>
-                <w:i w:val="false"/>
-                <w:b w:val="true"/>
-                <w:u w:val="none"/>
-                <w:strike w:val="false"/>
-                <w:sz w:val="18"/>
-                <w:szCs w:val="18"/>
-                <w:color w:val="1F3864"/>
-              </w:rPr>
-            </w:pPr>
-            <w:r>
-              <w:rPr>
-                <w:rFonts w:ascii="Arial" w:hAnsi="Arial" w:eastAsia="Arial" w:cs="Arial"/>
-                <w:i w:val="false"/>
-                <w:b w:val="true"/>
-                <w:u w:val="none"/>
-                <w:strike w:val="false"/>
-                <w:sz w:val="18"/>
-                <w:szCs w:val="18"/>
-                <w:color w:val="1F3864"/>
-              </w:rPr>
-              <w:t xml:space="preserve">Metabolism and nutrition disorders</w:t>
+              <w:ind w:left="300" w:right="100" w:firstLine="0" w:firstLineChars="0"/>
+              <w:rPr>
+                <w:rFonts w:ascii="Arial" w:hAnsi="Arial" w:eastAsia="Arial" w:cs="Arial"/>
+                <w:i w:val="false"/>
+                <w:b w:val="false"/>
+                <w:u w:val="none"/>
+                <w:strike w:val="false"/>
+                <w:sz w:val="18"/>
+                <w:szCs w:val="18"/>
+                <w:color w:val="000000"/>
+              </w:rPr>
+            </w:pPr>
+            <w:r>
+              <w:rPr>
+                <w:rFonts w:ascii="Arial" w:hAnsi="Arial" w:eastAsia="Arial" w:cs="Arial"/>
+                <w:i w:val="false"/>
+                <w:b w:val="false"/>
+                <w:u w:val="none"/>
+                <w:strike w:val="false"/>
+                <w:sz w:val="18"/>
+                <w:szCs w:val="18"/>
+                <w:color w:val="000000"/>
+              </w:rPr>
+              <w:t xml:space="preserve">  Alanine aminotransferase increased</w:t>
             </w:r>
           </w:p>
         </w:tc>
@@ -4011,7 +4011,7 @@
               <w:left w:val="single" w:sz="3" w:space="0" w:color="CCCCCC"/>
               <w:right w:val="single" w:sz="3" w:space="0" w:color="CCCCCC"/>
             </w:tcBorders>
-            <w:shd w:val="clear" w:color="auto" w:fill="F2F2F2"/>
+            <w:shd w:val="clear" w:color="auto" w:fill="FFFFFF"/>
             <w:tcMar>
               <w:top w:w="0" w:type="dxa"/>
               <w:bottom w:w="0" w:type="dxa"/>
@@ -4035,26 +4035,26 @@
               <w:rPr>
                 <w:rFonts w:ascii="Arial" w:hAnsi="Arial" w:eastAsia="Arial" w:cs="Arial"/>
                 <w:i w:val="false"/>
-                <w:b w:val="true"/>
-                <w:u w:val="none"/>
-                <w:strike w:val="false"/>
-                <w:sz w:val="18"/>
-                <w:szCs w:val="18"/>
-                <w:color w:val="000000"/>
-              </w:rPr>
-            </w:pPr>
-            <w:r>
-              <w:rPr>
-                <w:rFonts w:ascii="Arial" w:hAnsi="Arial" w:eastAsia="Arial" w:cs="Arial"/>
-                <w:i w:val="false"/>
-                <w:b w:val="true"/>
-                <w:u w:val="none"/>
-                <w:strike w:val="false"/>
-                <w:sz w:val="18"/>
-                <w:szCs w:val="18"/>
-                <w:color w:val="000000"/>
-              </w:rPr>
-              <w:t xml:space="preserve">10 (4.4)</w:t>
+                <w:b w:val="false"/>
+                <w:u w:val="none"/>
+                <w:strike w:val="false"/>
+                <w:sz w:val="18"/>
+                <w:szCs w:val="18"/>
+                <w:color w:val="000000"/>
+              </w:rPr>
+            </w:pPr>
+            <w:r>
+              <w:rPr>
+                <w:rFonts w:ascii="Arial" w:hAnsi="Arial" w:eastAsia="Arial" w:cs="Arial"/>
+                <w:i w:val="false"/>
+                <w:b w:val="false"/>
+                <w:u w:val="none"/>
+                <w:strike w:val="false"/>
+                <w:sz w:val="18"/>
+                <w:szCs w:val="18"/>
+                <w:color w:val="000000"/>
+              </w:rPr>
+              <w:t xml:space="preserve">4 (1.3)</w:t>
             </w:r>
           </w:p>
         </w:tc>
@@ -4066,7 +4066,7 @@
               <w:left w:val="single" w:sz="3" w:space="0" w:color="CCCCCC"/>
               <w:right w:val="single" w:sz="8" w:space="0" w:color="666666"/>
             </w:tcBorders>
-            <w:shd w:val="clear" w:color="auto" w:fill="F2F2F2"/>
+            <w:shd w:val="clear" w:color="auto" w:fill="FFFFFF"/>
             <w:tcMar>
               <w:top w:w="0" w:type="dxa"/>
               <w:bottom w:w="0" w:type="dxa"/>
@@ -4090,26 +4090,26 @@
               <w:rPr>
                 <w:rFonts w:ascii="Arial" w:hAnsi="Arial" w:eastAsia="Arial" w:cs="Arial"/>
                 <w:i w:val="false"/>
-                <w:b w:val="true"/>
-                <w:u w:val="none"/>
-                <w:strike w:val="false"/>
-                <w:sz w:val="18"/>
-                <w:szCs w:val="18"/>
-                <w:color w:val="000000"/>
-              </w:rPr>
-            </w:pPr>
-            <w:r>
-              <w:rPr>
-                <w:rFonts w:ascii="Arial" w:hAnsi="Arial" w:eastAsia="Arial" w:cs="Arial"/>
-                <w:i w:val="false"/>
-                <w:b w:val="true"/>
-                <w:u w:val="none"/>
-                <w:strike w:val="false"/>
-                <w:sz w:val="18"/>
-                <w:szCs w:val="18"/>
-                <w:color w:val="000000"/>
-              </w:rPr>
-              <w:t xml:space="preserve">8 (3.6)</w:t>
+                <w:b w:val="false"/>
+                <w:u w:val="none"/>
+                <w:strike w:val="false"/>
+                <w:sz w:val="18"/>
+                <w:szCs w:val="18"/>
+                <w:color w:val="000000"/>
+              </w:rPr>
+            </w:pPr>
+            <w:r>
+              <w:rPr>
+                <w:rFonts w:ascii="Arial" w:hAnsi="Arial" w:eastAsia="Arial" w:cs="Arial"/>
+                <w:i w:val="false"/>
+                <w:b w:val="false"/>
+                <w:u w:val="none"/>
+                <w:strike w:val="false"/>
+                <w:sz w:val="18"/>
+                <w:szCs w:val="18"/>
+                <w:color w:val="000000"/>
+              </w:rPr>
+              <w:t xml:space="preserve">1 (0.7)</w:t>
             </w:r>
           </w:p>
         </w:tc>
@@ -4169,7 +4169,7 @@
                 <w:szCs w:val="18"/>
                 <w:color w:val="000000"/>
               </w:rPr>
-              <w:t xml:space="preserve">  Decreased appetite</w:t>
+              <w:t xml:space="preserve">  Aspartate aminotransferase increased</w:t>
             </w:r>
           </w:p>
         </w:tc>
@@ -4224,7 +4224,7 @@
                 <w:szCs w:val="18"/>
                 <w:color w:val="000000"/>
               </w:rPr>
-              <w:t xml:space="preserve">10 (4.4)</w:t>
+              <w:t xml:space="preserve">1 (0.3)</w:t>
             </w:r>
           </w:p>
         </w:tc>
@@ -4279,7 +4279,7 @@
                 <w:szCs w:val="18"/>
                 <w:color w:val="000000"/>
               </w:rPr>
-              <w:t xml:space="preserve">8 (3.6)</w:t>
+              <w:t xml:space="preserve">1 (0.7)</w:t>
             </w:r>
           </w:p>
         </w:tc>
@@ -4339,7 +4339,7 @@
                 <w:szCs w:val="18"/>
                 <w:color w:val="1F3864"/>
               </w:rPr>
-              <w:t xml:space="preserve">Nervous system disorders</w:t>
+              <w:t xml:space="preserve">Metabolism and nutrition disorders</w:t>
             </w:r>
           </w:p>
         </w:tc>
@@ -4394,7 +4394,7 @@
                 <w:szCs w:val="18"/>
                 <w:color w:val="000000"/>
               </w:rPr>
-              <w:t xml:space="preserve">11 (4.9)</w:t>
+              <w:t xml:space="preserve">18 (6.0)</w:t>
             </w:r>
           </w:p>
         </w:tc>
@@ -4449,7 +4449,7 @@
                 <w:szCs w:val="18"/>
                 <w:color w:val="000000"/>
               </w:rPr>
-              <w:t xml:space="preserve">5 (2.2)</w:t>
+              <w:t xml:space="preserve">6 (4.0)</w:t>
             </w:r>
           </w:p>
         </w:tc>
@@ -4509,7 +4509,7 @@
                 <w:szCs w:val="18"/>
                 <w:color w:val="000000"/>
               </w:rPr>
-              <w:t xml:space="preserve">  Peripheral neuropathy</w:t>
+              <w:t xml:space="preserve">  Decreased appetite</w:t>
             </w:r>
           </w:p>
         </w:tc>
@@ -4564,7 +4564,7 @@
                 <w:szCs w:val="18"/>
                 <w:color w:val="000000"/>
               </w:rPr>
-              <w:t xml:space="preserve">11 (4.9)</w:t>
+              <w:t xml:space="preserve">18 (6.0)</w:t>
             </w:r>
           </w:p>
         </w:tc>
@@ -4619,7 +4619,7 @@
                 <w:szCs w:val="18"/>
                 <w:color w:val="000000"/>
               </w:rPr>
-              <w:t xml:space="preserve">5 (2.2)</w:t>
+              <w:t xml:space="preserve">6 (4.0)</w:t>
             </w:r>
           </w:p>
         </w:tc>
@@ -4679,7 +4679,7 @@
                 <w:szCs w:val="18"/>
                 <w:color w:val="1F3864"/>
               </w:rPr>
-              <w:t xml:space="preserve">Respiratory, thoracic and mediastinal disorders</w:t>
+              <w:t xml:space="preserve">Nervous system disorders</w:t>
             </w:r>
           </w:p>
         </w:tc>
@@ -4734,7 +4734,7 @@
                 <w:szCs w:val="18"/>
                 <w:color w:val="000000"/>
               </w:rPr>
-              <w:t xml:space="preserve">12 (5.3)</w:t>
+              <w:t xml:space="preserve">14 (4.7)</w:t>
             </w:r>
           </w:p>
         </w:tc>
@@ -4789,7 +4789,7 @@
                 <w:szCs w:val="18"/>
                 <w:color w:val="000000"/>
               </w:rPr>
-              <w:t xml:space="preserve">7 (3.1)</w:t>
+              <w:t xml:space="preserve">4 (2.7)</w:t>
             </w:r>
           </w:p>
         </w:tc>
@@ -4849,7 +4849,7 @@
                 <w:szCs w:val="18"/>
                 <w:color w:val="000000"/>
               </w:rPr>
-              <w:t xml:space="preserve">  Dyspnoea</w:t>
+              <w:t xml:space="preserve">  Peripheral neuropathy</w:t>
             </w:r>
           </w:p>
         </w:tc>
@@ -4904,7 +4904,7 @@
                 <w:szCs w:val="18"/>
                 <w:color w:val="000000"/>
               </w:rPr>
-              <w:t xml:space="preserve">8 (3.6)</w:t>
+              <w:t xml:space="preserve">14 (4.7)</w:t>
             </w:r>
           </w:p>
         </w:tc>
@@ -4959,7 +4959,7 @@
                 <w:szCs w:val="18"/>
                 <w:color w:val="000000"/>
               </w:rPr>
-              <w:t xml:space="preserve">7 (3.1)</w:t>
+              <w:t xml:space="preserve">4 (2.7)</w:t>
             </w:r>
           </w:p>
         </w:tc>
@@ -4976,7 +4976,7 @@
               <w:left w:val="single" w:sz="8" w:space="0" w:color="666666"/>
               <w:right w:val="single" w:sz="3" w:space="0" w:color="CCCCCC"/>
             </w:tcBorders>
-            <w:shd w:val="clear" w:color="auto" w:fill="FFFFFF"/>
+            <w:shd w:val="clear" w:color="auto" w:fill="F2F2F2"/>
             <w:tcMar>
               <w:top w:w="0" w:type="dxa"/>
               <w:bottom w:w="0" w:type="dxa"/>
@@ -4996,30 +4996,30 @@
                 <w:right w:val="none" w:sz="0" w:space="0" w:color="000000"/>
               </w:pBdr>
               <w:spacing w:after="40" w:before="40" w:line="240"/>
-              <w:ind w:left="300" w:right="100" w:firstLine="0" w:firstLineChars="0"/>
-              <w:rPr>
-                <w:rFonts w:ascii="Arial" w:hAnsi="Arial" w:eastAsia="Arial" w:cs="Arial"/>
-                <w:i w:val="false"/>
-                <w:b w:val="false"/>
-                <w:u w:val="none"/>
-                <w:strike w:val="false"/>
-                <w:sz w:val="18"/>
-                <w:szCs w:val="18"/>
-                <w:color w:val="000000"/>
-              </w:rPr>
-            </w:pPr>
-            <w:r>
-              <w:rPr>
-                <w:rFonts w:ascii="Arial" w:hAnsi="Arial" w:eastAsia="Arial" w:cs="Arial"/>
-                <w:i w:val="false"/>
-                <w:b w:val="false"/>
-                <w:u w:val="none"/>
-                <w:strike w:val="false"/>
-                <w:sz w:val="18"/>
-                <w:szCs w:val="18"/>
-                <w:color w:val="000000"/>
-              </w:rPr>
-              <w:t xml:space="preserve">  Pneumonitis</w:t>
+              <w:ind w:left="100" w:right="100" w:firstLine="0" w:firstLineChars="0"/>
+              <w:rPr>
+                <w:rFonts w:ascii="Arial" w:hAnsi="Arial" w:eastAsia="Arial" w:cs="Arial"/>
+                <w:i w:val="false"/>
+                <w:b w:val="true"/>
+                <w:u w:val="none"/>
+                <w:strike w:val="false"/>
+                <w:sz w:val="18"/>
+                <w:szCs w:val="18"/>
+                <w:color w:val="1F3864"/>
+              </w:rPr>
+            </w:pPr>
+            <w:r>
+              <w:rPr>
+                <w:rFonts w:ascii="Arial" w:hAnsi="Arial" w:eastAsia="Arial" w:cs="Arial"/>
+                <w:i w:val="false"/>
+                <w:b w:val="true"/>
+                <w:u w:val="none"/>
+                <w:strike w:val="false"/>
+                <w:sz w:val="18"/>
+                <w:szCs w:val="18"/>
+                <w:color w:val="1F3864"/>
+              </w:rPr>
+              <w:t xml:space="preserve">Respiratory, thoracic and mediastinal disorders</w:t>
             </w:r>
           </w:p>
         </w:tc>
@@ -5031,7 +5031,7 @@
               <w:left w:val="single" w:sz="3" w:space="0" w:color="CCCCCC"/>
               <w:right w:val="single" w:sz="3" w:space="0" w:color="CCCCCC"/>
             </w:tcBorders>
-            <w:shd w:val="clear" w:color="auto" w:fill="FFFFFF"/>
+            <w:shd w:val="clear" w:color="auto" w:fill="F2F2F2"/>
             <w:tcMar>
               <w:top w:w="0" w:type="dxa"/>
               <w:bottom w:w="0" w:type="dxa"/>
@@ -5055,26 +5055,26 @@
               <w:rPr>
                 <w:rFonts w:ascii="Arial" w:hAnsi="Arial" w:eastAsia="Arial" w:cs="Arial"/>
                 <w:i w:val="false"/>
-                <w:b w:val="false"/>
-                <w:u w:val="none"/>
-                <w:strike w:val="false"/>
-                <w:sz w:val="18"/>
-                <w:szCs w:val="18"/>
-                <w:color w:val="000000"/>
-              </w:rPr>
-            </w:pPr>
-            <w:r>
-              <w:rPr>
-                <w:rFonts w:ascii="Arial" w:hAnsi="Arial" w:eastAsia="Arial" w:cs="Arial"/>
-                <w:i w:val="false"/>
-                <w:b w:val="false"/>
-                <w:u w:val="none"/>
-                <w:strike w:val="false"/>
-                <w:sz w:val="18"/>
-                <w:szCs w:val="18"/>
-                <w:color w:val="000000"/>
-              </w:rPr>
-              <w:t xml:space="preserve">5 (2.2)</w:t>
+                <w:b w:val="true"/>
+                <w:u w:val="none"/>
+                <w:strike w:val="false"/>
+                <w:sz w:val="18"/>
+                <w:szCs w:val="18"/>
+                <w:color w:val="000000"/>
+              </w:rPr>
+            </w:pPr>
+            <w:r>
+              <w:rPr>
+                <w:rFonts w:ascii="Arial" w:hAnsi="Arial" w:eastAsia="Arial" w:cs="Arial"/>
+                <w:i w:val="false"/>
+                <w:b w:val="true"/>
+                <w:u w:val="none"/>
+                <w:strike w:val="false"/>
+                <w:sz w:val="18"/>
+                <w:szCs w:val="18"/>
+                <w:color w:val="000000"/>
+              </w:rPr>
+              <w:t xml:space="preserve">21 (7.0)</w:t>
             </w:r>
           </w:p>
         </w:tc>
@@ -5086,7 +5086,7 @@
               <w:left w:val="single" w:sz="3" w:space="0" w:color="CCCCCC"/>
               <w:right w:val="single" w:sz="8" w:space="0" w:color="666666"/>
             </w:tcBorders>
-            <w:shd w:val="clear" w:color="auto" w:fill="FFFFFF"/>
+            <w:shd w:val="clear" w:color="auto" w:fill="F2F2F2"/>
             <w:tcMar>
               <w:top w:w="0" w:type="dxa"/>
               <w:bottom w:w="0" w:type="dxa"/>
@@ -5110,26 +5110,26 @@
               <w:rPr>
                 <w:rFonts w:ascii="Arial" w:hAnsi="Arial" w:eastAsia="Arial" w:cs="Arial"/>
                 <w:i w:val="false"/>
-                <w:b w:val="false"/>
-                <w:u w:val="none"/>
-                <w:strike w:val="false"/>
-                <w:sz w:val="18"/>
-                <w:szCs w:val="18"/>
-                <w:color w:val="000000"/>
-              </w:rPr>
-            </w:pPr>
-            <w:r>
-              <w:rPr>
-                <w:rFonts w:ascii="Arial" w:hAnsi="Arial" w:eastAsia="Arial" w:cs="Arial"/>
-                <w:i w:val="false"/>
-                <w:b w:val="false"/>
-                <w:u w:val="none"/>
-                <w:strike w:val="false"/>
-                <w:sz w:val="18"/>
-                <w:szCs w:val="18"/>
-                <w:color w:val="000000"/>
-              </w:rPr>
-              <w:t xml:space="preserve">0 (0.0)</w:t>
+                <w:b w:val="true"/>
+                <w:u w:val="none"/>
+                <w:strike w:val="false"/>
+                <w:sz w:val="18"/>
+                <w:szCs w:val="18"/>
+                <w:color w:val="000000"/>
+              </w:rPr>
+            </w:pPr>
+            <w:r>
+              <w:rPr>
+                <w:rFonts w:ascii="Arial" w:hAnsi="Arial" w:eastAsia="Arial" w:cs="Arial"/>
+                <w:i w:val="false"/>
+                <w:b w:val="true"/>
+                <w:u w:val="none"/>
+                <w:strike w:val="false"/>
+                <w:sz w:val="18"/>
+                <w:szCs w:val="18"/>
+                <w:color w:val="000000"/>
+              </w:rPr>
+              <w:t xml:space="preserve">8 (5.3)</w:t>
             </w:r>
           </w:p>
         </w:tc>
@@ -5146,7 +5146,7 @@
               <w:left w:val="single" w:sz="8" w:space="0" w:color="666666"/>
               <w:right w:val="single" w:sz="3" w:space="0" w:color="CCCCCC"/>
             </w:tcBorders>
-            <w:shd w:val="clear" w:color="auto" w:fill="F2F2F2"/>
+            <w:shd w:val="clear" w:color="auto" w:fill="FFFFFF"/>
             <w:tcMar>
               <w:top w:w="0" w:type="dxa"/>
               <w:bottom w:w="0" w:type="dxa"/>
@@ -5166,30 +5166,30 @@
                 <w:right w:val="none" w:sz="0" w:space="0" w:color="000000"/>
               </w:pBdr>
               <w:spacing w:after="40" w:before="40" w:line="240"/>
-              <w:ind w:left="100" w:right="100" w:firstLine="0" w:firstLineChars="0"/>
-              <w:rPr>
-                <w:rFonts w:ascii="Arial" w:hAnsi="Arial" w:eastAsia="Arial" w:cs="Arial"/>
-                <w:i w:val="false"/>
-                <w:b w:val="true"/>
-                <w:u w:val="none"/>
-                <w:strike w:val="false"/>
-                <w:sz w:val="18"/>
-                <w:szCs w:val="18"/>
-                <w:color w:val="1F3864"/>
-              </w:rPr>
-            </w:pPr>
-            <w:r>
-              <w:rPr>
-                <w:rFonts w:ascii="Arial" w:hAnsi="Arial" w:eastAsia="Arial" w:cs="Arial"/>
-                <w:i w:val="false"/>
-                <w:b w:val="true"/>
-                <w:u w:val="none"/>
-                <w:strike w:val="false"/>
-                <w:sz w:val="18"/>
-                <w:szCs w:val="18"/>
-                <w:color w:val="1F3864"/>
-              </w:rPr>
-              <w:t xml:space="preserve">Skin and subcutaneous tissue disorders</w:t>
+              <w:ind w:left="300" w:right="100" w:firstLine="0" w:firstLineChars="0"/>
+              <w:rPr>
+                <w:rFonts w:ascii="Arial" w:hAnsi="Arial" w:eastAsia="Arial" w:cs="Arial"/>
+                <w:i w:val="false"/>
+                <w:b w:val="false"/>
+                <w:u w:val="none"/>
+                <w:strike w:val="false"/>
+                <w:sz w:val="18"/>
+                <w:szCs w:val="18"/>
+                <w:color w:val="000000"/>
+              </w:rPr>
+            </w:pPr>
+            <w:r>
+              <w:rPr>
+                <w:rFonts w:ascii="Arial" w:hAnsi="Arial" w:eastAsia="Arial" w:cs="Arial"/>
+                <w:i w:val="false"/>
+                <w:b w:val="false"/>
+                <w:u w:val="none"/>
+                <w:strike w:val="false"/>
+                <w:sz w:val="18"/>
+                <w:szCs w:val="18"/>
+                <w:color w:val="000000"/>
+              </w:rPr>
+              <w:t xml:space="preserve">  Dyspnoea</w:t>
             </w:r>
           </w:p>
         </w:tc>
@@ -5201,7 +5201,7 @@
               <w:left w:val="single" w:sz="3" w:space="0" w:color="CCCCCC"/>
               <w:right w:val="single" w:sz="3" w:space="0" w:color="CCCCCC"/>
             </w:tcBorders>
-            <w:shd w:val="clear" w:color="auto" w:fill="F2F2F2"/>
+            <w:shd w:val="clear" w:color="auto" w:fill="FFFFFF"/>
             <w:tcMar>
               <w:top w:w="0" w:type="dxa"/>
               <w:bottom w:w="0" w:type="dxa"/>
@@ -5225,26 +5225,26 @@
               <w:rPr>
                 <w:rFonts w:ascii="Arial" w:hAnsi="Arial" w:eastAsia="Arial" w:cs="Arial"/>
                 <w:i w:val="false"/>
-                <w:b w:val="true"/>
-                <w:u w:val="none"/>
-                <w:strike w:val="false"/>
-                <w:sz w:val="18"/>
-                <w:szCs w:val="18"/>
-                <w:color w:val="000000"/>
-              </w:rPr>
-            </w:pPr>
-            <w:r>
-              <w:rPr>
-                <w:rFonts w:ascii="Arial" w:hAnsi="Arial" w:eastAsia="Arial" w:cs="Arial"/>
-                <w:i w:val="false"/>
-                <w:b w:val="true"/>
-                <w:u w:val="none"/>
-                <w:strike w:val="false"/>
-                <w:sz w:val="18"/>
-                <w:szCs w:val="18"/>
-                <w:color w:val="000000"/>
-              </w:rPr>
-              <w:t xml:space="preserve">31 (13.8)</w:t>
+                <w:b w:val="false"/>
+                <w:u w:val="none"/>
+                <w:strike w:val="false"/>
+                <w:sz w:val="18"/>
+                <w:szCs w:val="18"/>
+                <w:color w:val="000000"/>
+              </w:rPr>
+            </w:pPr>
+            <w:r>
+              <w:rPr>
+                <w:rFonts w:ascii="Arial" w:hAnsi="Arial" w:eastAsia="Arial" w:cs="Arial"/>
+                <w:i w:val="false"/>
+                <w:b w:val="false"/>
+                <w:u w:val="none"/>
+                <w:strike w:val="false"/>
+                <w:sz w:val="18"/>
+                <w:szCs w:val="18"/>
+                <w:color w:val="000000"/>
+              </w:rPr>
+              <w:t xml:space="preserve">14 (4.7)</w:t>
             </w:r>
           </w:p>
         </w:tc>
@@ -5256,7 +5256,7 @@
               <w:left w:val="single" w:sz="3" w:space="0" w:color="CCCCCC"/>
               <w:right w:val="single" w:sz="8" w:space="0" w:color="666666"/>
             </w:tcBorders>
-            <w:shd w:val="clear" w:color="auto" w:fill="F2F2F2"/>
+            <w:shd w:val="clear" w:color="auto" w:fill="FFFFFF"/>
             <w:tcMar>
               <w:top w:w="0" w:type="dxa"/>
               <w:bottom w:w="0" w:type="dxa"/>
@@ -5280,26 +5280,26 @@
               <w:rPr>
                 <w:rFonts w:ascii="Arial" w:hAnsi="Arial" w:eastAsia="Arial" w:cs="Arial"/>
                 <w:i w:val="false"/>
-                <w:b w:val="true"/>
-                <w:u w:val="none"/>
-                <w:strike w:val="false"/>
-                <w:sz w:val="18"/>
-                <w:szCs w:val="18"/>
-                <w:color w:val="000000"/>
-              </w:rPr>
-            </w:pPr>
-            <w:r>
-              <w:rPr>
-                <w:rFonts w:ascii="Arial" w:hAnsi="Arial" w:eastAsia="Arial" w:cs="Arial"/>
-                <w:i w:val="false"/>
-                <w:b w:val="true"/>
-                <w:u w:val="none"/>
-                <w:strike w:val="false"/>
-                <w:sz w:val="18"/>
-                <w:szCs w:val="18"/>
-                <w:color w:val="000000"/>
-              </w:rPr>
-              <w:t xml:space="preserve">16 (7.1)</w:t>
+                <w:b w:val="false"/>
+                <w:u w:val="none"/>
+                <w:strike w:val="false"/>
+                <w:sz w:val="18"/>
+                <w:szCs w:val="18"/>
+                <w:color w:val="000000"/>
+              </w:rPr>
+            </w:pPr>
+            <w:r>
+              <w:rPr>
+                <w:rFonts w:ascii="Arial" w:hAnsi="Arial" w:eastAsia="Arial" w:cs="Arial"/>
+                <w:i w:val="false"/>
+                <w:b w:val="false"/>
+                <w:u w:val="none"/>
+                <w:strike w:val="false"/>
+                <w:sz w:val="18"/>
+                <w:szCs w:val="18"/>
+                <w:color w:val="000000"/>
+              </w:rPr>
+              <w:t xml:space="preserve">8 (5.3)</w:t>
             </w:r>
           </w:p>
         </w:tc>
@@ -5359,7 +5359,7 @@
                 <w:szCs w:val="18"/>
                 <w:color w:val="000000"/>
               </w:rPr>
-              <w:t xml:space="preserve">  Alopecia</w:t>
+              <w:t xml:space="preserve">  Pneumonitis</w:t>
             </w:r>
           </w:p>
         </w:tc>
@@ -5414,7 +5414,7 @@
                 <w:szCs w:val="18"/>
                 <w:color w:val="000000"/>
               </w:rPr>
-              <w:t xml:space="preserve">21 (9.3)</w:t>
+              <w:t xml:space="preserve">7 (2.3)</w:t>
             </w:r>
           </w:p>
         </w:tc>
@@ -5469,7 +5469,7 @@
                 <w:szCs w:val="18"/>
                 <w:color w:val="000000"/>
               </w:rPr>
-              <w:t xml:space="preserve">15 (6.7)</w:t>
+              <w:t xml:space="preserve">0 (0.0)</w:t>
             </w:r>
           </w:p>
         </w:tc>
@@ -5486,7 +5486,7 @@
               <w:left w:val="single" w:sz="8" w:space="0" w:color="666666"/>
               <w:right w:val="single" w:sz="3" w:space="0" w:color="CCCCCC"/>
             </w:tcBorders>
-            <w:shd w:val="clear" w:color="auto" w:fill="FFFFFF"/>
+            <w:shd w:val="clear" w:color="auto" w:fill="F2F2F2"/>
             <w:tcMar>
               <w:top w:w="0" w:type="dxa"/>
               <w:bottom w:w="0" w:type="dxa"/>
@@ -5506,30 +5506,30 @@
                 <w:right w:val="none" w:sz="0" w:space="0" w:color="000000"/>
               </w:pBdr>
               <w:spacing w:after="40" w:before="40" w:line="240"/>
-              <w:ind w:left="300" w:right="100" w:firstLine="0" w:firstLineChars="0"/>
-              <w:rPr>
-                <w:rFonts w:ascii="Arial" w:hAnsi="Arial" w:eastAsia="Arial" w:cs="Arial"/>
-                <w:i w:val="false"/>
-                <w:b w:val="false"/>
-                <w:u w:val="none"/>
-                <w:strike w:val="false"/>
-                <w:sz w:val="18"/>
-                <w:szCs w:val="18"/>
-                <w:color w:val="000000"/>
-              </w:rPr>
-            </w:pPr>
-            <w:r>
-              <w:rPr>
-                <w:rFonts w:ascii="Arial" w:hAnsi="Arial" w:eastAsia="Arial" w:cs="Arial"/>
-                <w:i w:val="false"/>
-                <w:b w:val="false"/>
-                <w:u w:val="none"/>
-                <w:strike w:val="false"/>
-                <w:sz w:val="18"/>
-                <w:szCs w:val="18"/>
-                <w:color w:val="000000"/>
-              </w:rPr>
-              <w:t xml:space="preserve">  Pruritus</w:t>
+              <w:ind w:left="100" w:right="100" w:firstLine="0" w:firstLineChars="0"/>
+              <w:rPr>
+                <w:rFonts w:ascii="Arial" w:hAnsi="Arial" w:eastAsia="Arial" w:cs="Arial"/>
+                <w:i w:val="false"/>
+                <w:b w:val="true"/>
+                <w:u w:val="none"/>
+                <w:strike w:val="false"/>
+                <w:sz w:val="18"/>
+                <w:szCs w:val="18"/>
+                <w:color w:val="1F3864"/>
+              </w:rPr>
+            </w:pPr>
+            <w:r>
+              <w:rPr>
+                <w:rFonts w:ascii="Arial" w:hAnsi="Arial" w:eastAsia="Arial" w:cs="Arial"/>
+                <w:i w:val="false"/>
+                <w:b w:val="true"/>
+                <w:u w:val="none"/>
+                <w:strike w:val="false"/>
+                <w:sz w:val="18"/>
+                <w:szCs w:val="18"/>
+                <w:color w:val="1F3864"/>
+              </w:rPr>
+              <w:t xml:space="preserve">Skin and subcutaneous tissue disorders</w:t>
             </w:r>
           </w:p>
         </w:tc>
@@ -5541,7 +5541,7 @@
               <w:left w:val="single" w:sz="3" w:space="0" w:color="CCCCCC"/>
               <w:right w:val="single" w:sz="3" w:space="0" w:color="CCCCCC"/>
             </w:tcBorders>
-            <w:shd w:val="clear" w:color="auto" w:fill="FFFFFF"/>
+            <w:shd w:val="clear" w:color="auto" w:fill="F2F2F2"/>
             <w:tcMar>
               <w:top w:w="0" w:type="dxa"/>
               <w:bottom w:w="0" w:type="dxa"/>
@@ -5565,26 +5565,26 @@
               <w:rPr>
                 <w:rFonts w:ascii="Arial" w:hAnsi="Arial" w:eastAsia="Arial" w:cs="Arial"/>
                 <w:i w:val="false"/>
-                <w:b w:val="false"/>
-                <w:u w:val="none"/>
-                <w:strike w:val="false"/>
-                <w:sz w:val="18"/>
-                <w:szCs w:val="18"/>
-                <w:color w:val="000000"/>
-              </w:rPr>
-            </w:pPr>
-            <w:r>
-              <w:rPr>
-                <w:rFonts w:ascii="Arial" w:hAnsi="Arial" w:eastAsia="Arial" w:cs="Arial"/>
-                <w:i w:val="false"/>
-                <w:b w:val="false"/>
-                <w:u w:val="none"/>
-                <w:strike w:val="false"/>
-                <w:sz w:val="18"/>
-                <w:szCs w:val="18"/>
-                <w:color w:val="000000"/>
-              </w:rPr>
-              <w:t xml:space="preserve">7 (3.1)</w:t>
+                <w:b w:val="true"/>
+                <w:u w:val="none"/>
+                <w:strike w:val="false"/>
+                <w:sz w:val="18"/>
+                <w:szCs w:val="18"/>
+                <w:color w:val="000000"/>
+              </w:rPr>
+            </w:pPr>
+            <w:r>
+              <w:rPr>
+                <w:rFonts w:ascii="Arial" w:hAnsi="Arial" w:eastAsia="Arial" w:cs="Arial"/>
+                <w:i w:val="false"/>
+                <w:b w:val="true"/>
+                <w:u w:val="none"/>
+                <w:strike w:val="false"/>
+                <w:sz w:val="18"/>
+                <w:szCs w:val="18"/>
+                <w:color w:val="000000"/>
+              </w:rPr>
+              <w:t xml:space="preserve">42 (14.0)</w:t>
             </w:r>
           </w:p>
         </w:tc>
@@ -5596,7 +5596,7 @@
               <w:left w:val="single" w:sz="3" w:space="0" w:color="CCCCCC"/>
               <w:right w:val="single" w:sz="8" w:space="0" w:color="666666"/>
             </w:tcBorders>
-            <w:shd w:val="clear" w:color="auto" w:fill="FFFFFF"/>
+            <w:shd w:val="clear" w:color="auto" w:fill="F2F2F2"/>
             <w:tcMar>
               <w:top w:w="0" w:type="dxa"/>
               <w:bottom w:w="0" w:type="dxa"/>
@@ -5620,26 +5620,26 @@
               <w:rPr>
                 <w:rFonts w:ascii="Arial" w:hAnsi="Arial" w:eastAsia="Arial" w:cs="Arial"/>
                 <w:i w:val="false"/>
-                <w:b w:val="false"/>
-                <w:u w:val="none"/>
-                <w:strike w:val="false"/>
-                <w:sz w:val="18"/>
-                <w:szCs w:val="18"/>
-                <w:color w:val="000000"/>
-              </w:rPr>
-            </w:pPr>
-            <w:r>
-              <w:rPr>
-                <w:rFonts w:ascii="Arial" w:hAnsi="Arial" w:eastAsia="Arial" w:cs="Arial"/>
-                <w:i w:val="false"/>
-                <w:b w:val="false"/>
-                <w:u w:val="none"/>
-                <w:strike w:val="false"/>
-                <w:sz w:val="18"/>
-                <w:szCs w:val="18"/>
-                <w:color w:val="000000"/>
-              </w:rPr>
-              <w:t xml:space="preserve">1 (0.4)</w:t>
+                <w:b w:val="true"/>
+                <w:u w:val="none"/>
+                <w:strike w:val="false"/>
+                <w:sz w:val="18"/>
+                <w:szCs w:val="18"/>
+                <w:color w:val="000000"/>
+              </w:rPr>
+            </w:pPr>
+            <w:r>
+              <w:rPr>
+                <w:rFonts w:ascii="Arial" w:hAnsi="Arial" w:eastAsia="Arial" w:cs="Arial"/>
+                <w:i w:val="false"/>
+                <w:b w:val="true"/>
+                <w:u w:val="none"/>
+                <w:strike w:val="false"/>
+                <w:sz w:val="18"/>
+                <w:szCs w:val="18"/>
+                <w:color w:val="000000"/>
+              </w:rPr>
+              <w:t xml:space="preserve">15 (10.0)</w:t>
             </w:r>
           </w:p>
         </w:tc>
@@ -5651,7 +5651,7 @@
         <w:tc>
           <w:tcPr>
             <w:tcBorders>
-              <w:bottom w:val="single" w:sz="8" w:space="0" w:color="666666"/>
+              <w:bottom w:val="single" w:sz="3" w:space="0" w:color="CCCCCC"/>
               <w:top w:val="single" w:sz="3" w:space="0" w:color="CCCCCC"/>
               <w:left w:val="single" w:sz="8" w:space="0" w:color="666666"/>
               <w:right w:val="single" w:sz="3" w:space="0" w:color="CCCCCC"/>
@@ -5699,14 +5699,14 @@
                 <w:szCs w:val="18"/>
                 <w:color w:val="000000"/>
               </w:rPr>
-              <w:t xml:space="preserve">  Rash</w:t>
-            </w:r>
-          </w:p>
-        </w:tc>
-        <w:tc>
-          <w:tcPr>
-            <w:tcBorders>
-              <w:bottom w:val="single" w:sz="8" w:space="0" w:color="666666"/>
+              <w:t xml:space="preserve">  Alopecia</w:t>
+            </w:r>
+          </w:p>
+        </w:tc>
+        <w:tc>
+          <w:tcPr>
+            <w:tcBorders>
+              <w:bottom w:val="single" w:sz="3" w:space="0" w:color="CCCCCC"/>
               <w:top w:val="single" w:sz="3" w:space="0" w:color="CCCCCC"/>
               <w:left w:val="single" w:sz="3" w:space="0" w:color="CCCCCC"/>
               <w:right w:val="single" w:sz="3" w:space="0" w:color="CCCCCC"/>
@@ -5754,7 +5754,347 @@
                 <w:szCs w:val="18"/>
                 <w:color w:val="000000"/>
               </w:rPr>
-              <w:t xml:space="preserve">3 (1.3)</w:t>
+              <w:t xml:space="preserve">33 (11.0)</w:t>
+            </w:r>
+          </w:p>
+        </w:tc>
+        <w:tc>
+          <w:tcPr>
+            <w:tcBorders>
+              <w:bottom w:val="single" w:sz="3" w:space="0" w:color="CCCCCC"/>
+              <w:top w:val="single" w:sz="3" w:space="0" w:color="CCCCCC"/>
+              <w:left w:val="single" w:sz="3" w:space="0" w:color="CCCCCC"/>
+              <w:right w:val="single" w:sz="8" w:space="0" w:color="666666"/>
+            </w:tcBorders>
+            <w:shd w:val="clear" w:color="auto" w:fill="FFFFFF"/>
+            <w:tcMar>
+              <w:top w:w="0" w:type="dxa"/>
+              <w:bottom w:w="0" w:type="dxa"/>
+              <w:left w:w="0" w:type="dxa"/>
+              <w:right w:w="0" w:type="dxa"/>
+            </w:tcMar>
+            <w:vAlign w:val="center"/>
+          </w:tcPr>
+          <w:p>
+            <w:pPr>
+              <w:pStyle w:val="Normal"/>
+              <w:jc w:val="center"/>
+              <w:pBdr>
+                <w:bottom w:val="none" w:sz="0" w:space="0" w:color="000000"/>
+                <w:top w:val="none" w:sz="0" w:space="0" w:color="000000"/>
+                <w:left w:val="none" w:sz="0" w:space="0" w:color="000000"/>
+                <w:right w:val="none" w:sz="0" w:space="0" w:color="000000"/>
+              </w:pBdr>
+              <w:spacing w:after="40" w:before="40" w:line="240"/>
+              <w:ind w:left="100" w:right="100" w:firstLine="0" w:firstLineChars="0"/>
+              <w:rPr>
+                <w:rFonts w:ascii="Arial" w:hAnsi="Arial" w:eastAsia="Arial" w:cs="Arial"/>
+                <w:i w:val="false"/>
+                <w:b w:val="false"/>
+                <w:u w:val="none"/>
+                <w:strike w:val="false"/>
+                <w:sz w:val="18"/>
+                <w:szCs w:val="18"/>
+                <w:color w:val="000000"/>
+              </w:rPr>
+            </w:pPr>
+            <w:r>
+              <w:rPr>
+                <w:rFonts w:ascii="Arial" w:hAnsi="Arial" w:eastAsia="Arial" w:cs="Arial"/>
+                <w:i w:val="false"/>
+                <w:b w:val="false"/>
+                <w:u w:val="none"/>
+                <w:strike w:val="false"/>
+                <w:sz w:val="18"/>
+                <w:szCs w:val="18"/>
+                <w:color w:val="000000"/>
+              </w:rPr>
+              <w:t xml:space="preserve">15 (10.0)</w:t>
+            </w:r>
+          </w:p>
+        </w:tc>
+      </w:tr>
+      <w:tr>
+        <w:trPr>
+          <w:trHeight w:val="360" w:hRule="auto"/>
+        </w:trPr>
+        <w:tc>
+          <w:tcPr>
+            <w:tcBorders>
+              <w:bottom w:val="single" w:sz="3" w:space="0" w:color="CCCCCC"/>
+              <w:top w:val="single" w:sz="3" w:space="0" w:color="CCCCCC"/>
+              <w:left w:val="single" w:sz="8" w:space="0" w:color="666666"/>
+              <w:right w:val="single" w:sz="3" w:space="0" w:color="CCCCCC"/>
+            </w:tcBorders>
+            <w:shd w:val="clear" w:color="auto" w:fill="FFFFFF"/>
+            <w:tcMar>
+              <w:top w:w="0" w:type="dxa"/>
+              <w:bottom w:w="0" w:type="dxa"/>
+              <w:left w:w="0" w:type="dxa"/>
+              <w:right w:w="0" w:type="dxa"/>
+            </w:tcMar>
+            <w:vAlign w:val="center"/>
+          </w:tcPr>
+          <w:p>
+            <w:pPr>
+              <w:pStyle w:val="Normal"/>
+              <w:jc w:val="left"/>
+              <w:pBdr>
+                <w:bottom w:val="none" w:sz="0" w:space="0" w:color="000000"/>
+                <w:top w:val="none" w:sz="0" w:space="0" w:color="000000"/>
+                <w:left w:val="none" w:sz="0" w:space="0" w:color="000000"/>
+                <w:right w:val="none" w:sz="0" w:space="0" w:color="000000"/>
+              </w:pBdr>
+              <w:spacing w:after="40" w:before="40" w:line="240"/>
+              <w:ind w:left="300" w:right="100" w:firstLine="0" w:firstLineChars="0"/>
+              <w:rPr>
+                <w:rFonts w:ascii="Arial" w:hAnsi="Arial" w:eastAsia="Arial" w:cs="Arial"/>
+                <w:i w:val="false"/>
+                <w:b w:val="false"/>
+                <w:u w:val="none"/>
+                <w:strike w:val="false"/>
+                <w:sz w:val="18"/>
+                <w:szCs w:val="18"/>
+                <w:color w:val="000000"/>
+              </w:rPr>
+            </w:pPr>
+            <w:r>
+              <w:rPr>
+                <w:rFonts w:ascii="Arial" w:hAnsi="Arial" w:eastAsia="Arial" w:cs="Arial"/>
+                <w:i w:val="false"/>
+                <w:b w:val="false"/>
+                <w:u w:val="none"/>
+                <w:strike w:val="false"/>
+                <w:sz w:val="18"/>
+                <w:szCs w:val="18"/>
+                <w:color w:val="000000"/>
+              </w:rPr>
+              <w:t xml:space="preserve">  Rash</w:t>
+            </w:r>
+          </w:p>
+        </w:tc>
+        <w:tc>
+          <w:tcPr>
+            <w:tcBorders>
+              <w:bottom w:val="single" w:sz="3" w:space="0" w:color="CCCCCC"/>
+              <w:top w:val="single" w:sz="3" w:space="0" w:color="CCCCCC"/>
+              <w:left w:val="single" w:sz="3" w:space="0" w:color="CCCCCC"/>
+              <w:right w:val="single" w:sz="3" w:space="0" w:color="CCCCCC"/>
+            </w:tcBorders>
+            <w:shd w:val="clear" w:color="auto" w:fill="FFFFFF"/>
+            <w:tcMar>
+              <w:top w:w="0" w:type="dxa"/>
+              <w:bottom w:w="0" w:type="dxa"/>
+              <w:left w:w="0" w:type="dxa"/>
+              <w:right w:w="0" w:type="dxa"/>
+            </w:tcMar>
+            <w:vAlign w:val="center"/>
+          </w:tcPr>
+          <w:p>
+            <w:pPr>
+              <w:pStyle w:val="Normal"/>
+              <w:jc w:val="center"/>
+              <w:pBdr>
+                <w:bottom w:val="none" w:sz="0" w:space="0" w:color="000000"/>
+                <w:top w:val="none" w:sz="0" w:space="0" w:color="000000"/>
+                <w:left w:val="none" w:sz="0" w:space="0" w:color="000000"/>
+                <w:right w:val="none" w:sz="0" w:space="0" w:color="000000"/>
+              </w:pBdr>
+              <w:spacing w:after="40" w:before="40" w:line="240"/>
+              <w:ind w:left="100" w:right="100" w:firstLine="0" w:firstLineChars="0"/>
+              <w:rPr>
+                <w:rFonts w:ascii="Arial" w:hAnsi="Arial" w:eastAsia="Arial" w:cs="Arial"/>
+                <w:i w:val="false"/>
+                <w:b w:val="false"/>
+                <w:u w:val="none"/>
+                <w:strike w:val="false"/>
+                <w:sz w:val="18"/>
+                <w:szCs w:val="18"/>
+                <w:color w:val="000000"/>
+              </w:rPr>
+            </w:pPr>
+            <w:r>
+              <w:rPr>
+                <w:rFonts w:ascii="Arial" w:hAnsi="Arial" w:eastAsia="Arial" w:cs="Arial"/>
+                <w:i w:val="false"/>
+                <w:b w:val="false"/>
+                <w:u w:val="none"/>
+                <w:strike w:val="false"/>
+                <w:sz w:val="18"/>
+                <w:szCs w:val="18"/>
+                <w:color w:val="000000"/>
+              </w:rPr>
+              <w:t xml:space="preserve">8 (2.7)</w:t>
+            </w:r>
+          </w:p>
+        </w:tc>
+        <w:tc>
+          <w:tcPr>
+            <w:tcBorders>
+              <w:bottom w:val="single" w:sz="3" w:space="0" w:color="CCCCCC"/>
+              <w:top w:val="single" w:sz="3" w:space="0" w:color="CCCCCC"/>
+              <w:left w:val="single" w:sz="3" w:space="0" w:color="CCCCCC"/>
+              <w:right w:val="single" w:sz="8" w:space="0" w:color="666666"/>
+            </w:tcBorders>
+            <w:shd w:val="clear" w:color="auto" w:fill="FFFFFF"/>
+            <w:tcMar>
+              <w:top w:w="0" w:type="dxa"/>
+              <w:bottom w:w="0" w:type="dxa"/>
+              <w:left w:w="0" w:type="dxa"/>
+              <w:right w:w="0" w:type="dxa"/>
+            </w:tcMar>
+            <w:vAlign w:val="center"/>
+          </w:tcPr>
+          <w:p>
+            <w:pPr>
+              <w:pStyle w:val="Normal"/>
+              <w:jc w:val="center"/>
+              <w:pBdr>
+                <w:bottom w:val="none" w:sz="0" w:space="0" w:color="000000"/>
+                <w:top w:val="none" w:sz="0" w:space="0" w:color="000000"/>
+                <w:left w:val="none" w:sz="0" w:space="0" w:color="000000"/>
+                <w:right w:val="none" w:sz="0" w:space="0" w:color="000000"/>
+              </w:pBdr>
+              <w:spacing w:after="40" w:before="40" w:line="240"/>
+              <w:ind w:left="100" w:right="100" w:firstLine="0" w:firstLineChars="0"/>
+              <w:rPr>
+                <w:rFonts w:ascii="Arial" w:hAnsi="Arial" w:eastAsia="Arial" w:cs="Arial"/>
+                <w:i w:val="false"/>
+                <w:b w:val="false"/>
+                <w:u w:val="none"/>
+                <w:strike w:val="false"/>
+                <w:sz w:val="18"/>
+                <w:szCs w:val="18"/>
+                <w:color w:val="000000"/>
+              </w:rPr>
+            </w:pPr>
+            <w:r>
+              <w:rPr>
+                <w:rFonts w:ascii="Arial" w:hAnsi="Arial" w:eastAsia="Arial" w:cs="Arial"/>
+                <w:i w:val="false"/>
+                <w:b w:val="false"/>
+                <w:u w:val="none"/>
+                <w:strike w:val="false"/>
+                <w:sz w:val="18"/>
+                <w:szCs w:val="18"/>
+                <w:color w:val="000000"/>
+              </w:rPr>
+              <w:t xml:space="preserve">0 (0.0)</w:t>
+            </w:r>
+          </w:p>
+        </w:tc>
+      </w:tr>
+      <w:tr>
+        <w:trPr>
+          <w:trHeight w:val="360" w:hRule="auto"/>
+        </w:trPr>
+        <w:tc>
+          <w:tcPr>
+            <w:tcBorders>
+              <w:bottom w:val="single" w:sz="8" w:space="0" w:color="666666"/>
+              <w:top w:val="single" w:sz="3" w:space="0" w:color="CCCCCC"/>
+              <w:left w:val="single" w:sz="8" w:space="0" w:color="666666"/>
+              <w:right w:val="single" w:sz="3" w:space="0" w:color="CCCCCC"/>
+            </w:tcBorders>
+            <w:shd w:val="clear" w:color="auto" w:fill="FFFFFF"/>
+            <w:tcMar>
+              <w:top w:w="0" w:type="dxa"/>
+              <w:bottom w:w="0" w:type="dxa"/>
+              <w:left w:w="0" w:type="dxa"/>
+              <w:right w:w="0" w:type="dxa"/>
+            </w:tcMar>
+            <w:vAlign w:val="center"/>
+          </w:tcPr>
+          <w:p>
+            <w:pPr>
+              <w:pStyle w:val="Normal"/>
+              <w:jc w:val="left"/>
+              <w:pBdr>
+                <w:bottom w:val="none" w:sz="0" w:space="0" w:color="000000"/>
+                <w:top w:val="none" w:sz="0" w:space="0" w:color="000000"/>
+                <w:left w:val="none" w:sz="0" w:space="0" w:color="000000"/>
+                <w:right w:val="none" w:sz="0" w:space="0" w:color="000000"/>
+              </w:pBdr>
+              <w:spacing w:after="40" w:before="40" w:line="240"/>
+              <w:ind w:left="300" w:right="100" w:firstLine="0" w:firstLineChars="0"/>
+              <w:rPr>
+                <w:rFonts w:ascii="Arial" w:hAnsi="Arial" w:eastAsia="Arial" w:cs="Arial"/>
+                <w:i w:val="false"/>
+                <w:b w:val="false"/>
+                <w:u w:val="none"/>
+                <w:strike w:val="false"/>
+                <w:sz w:val="18"/>
+                <w:szCs w:val="18"/>
+                <w:color w:val="000000"/>
+              </w:rPr>
+            </w:pPr>
+            <w:r>
+              <w:rPr>
+                <w:rFonts w:ascii="Arial" w:hAnsi="Arial" w:eastAsia="Arial" w:cs="Arial"/>
+                <w:i w:val="false"/>
+                <w:b w:val="false"/>
+                <w:u w:val="none"/>
+                <w:strike w:val="false"/>
+                <w:sz w:val="18"/>
+                <w:szCs w:val="18"/>
+                <w:color w:val="000000"/>
+              </w:rPr>
+              <w:t xml:space="preserve">  Pruritus</w:t>
+            </w:r>
+          </w:p>
+        </w:tc>
+        <w:tc>
+          <w:tcPr>
+            <w:tcBorders>
+              <w:bottom w:val="single" w:sz="8" w:space="0" w:color="666666"/>
+              <w:top w:val="single" w:sz="3" w:space="0" w:color="CCCCCC"/>
+              <w:left w:val="single" w:sz="3" w:space="0" w:color="CCCCCC"/>
+              <w:right w:val="single" w:sz="3" w:space="0" w:color="CCCCCC"/>
+            </w:tcBorders>
+            <w:shd w:val="clear" w:color="auto" w:fill="FFFFFF"/>
+            <w:tcMar>
+              <w:top w:w="0" w:type="dxa"/>
+              <w:bottom w:w="0" w:type="dxa"/>
+              <w:left w:w="0" w:type="dxa"/>
+              <w:right w:w="0" w:type="dxa"/>
+            </w:tcMar>
+            <w:vAlign w:val="center"/>
+          </w:tcPr>
+          <w:p>
+            <w:pPr>
+              <w:pStyle w:val="Normal"/>
+              <w:jc w:val="center"/>
+              <w:pBdr>
+                <w:bottom w:val="none" w:sz="0" w:space="0" w:color="000000"/>
+                <w:top w:val="none" w:sz="0" w:space="0" w:color="000000"/>
+                <w:left w:val="none" w:sz="0" w:space="0" w:color="000000"/>
+                <w:right w:val="none" w:sz="0" w:space="0" w:color="000000"/>
+              </w:pBdr>
+              <w:spacing w:after="40" w:before="40" w:line="240"/>
+              <w:ind w:left="100" w:right="100" w:firstLine="0" w:firstLineChars="0"/>
+              <w:rPr>
+                <w:rFonts w:ascii="Arial" w:hAnsi="Arial" w:eastAsia="Arial" w:cs="Arial"/>
+                <w:i w:val="false"/>
+                <w:b w:val="false"/>
+                <w:u w:val="none"/>
+                <w:strike w:val="false"/>
+                <w:sz w:val="18"/>
+                <w:szCs w:val="18"/>
+                <w:color w:val="000000"/>
+              </w:rPr>
+            </w:pPr>
+            <w:r>
+              <w:rPr>
+                <w:rFonts w:ascii="Arial" w:hAnsi="Arial" w:eastAsia="Arial" w:cs="Arial"/>
+                <w:i w:val="false"/>
+                <w:b w:val="false"/>
+                <w:u w:val="none"/>
+                <w:strike w:val="false"/>
+                <w:sz w:val="18"/>
+                <w:szCs w:val="18"/>
+                <w:color w:val="000000"/>
+              </w:rPr>
+              <w:t xml:space="preserve">4 (1.3)</w:t>
             </w:r>
           </w:p>
         </w:tc>
